--- a/downloads/teacher/05 Materials/Unit 01/Handouts/Handout 01.06 - Measuring Practice and Equivalents.docx
+++ b/downloads/teacher/05 Materials/Unit 01/Handouts/Handout 01.06 - Measuring Practice and Equivalents.docx
@@ -476,41 +476,6 @@
       </w:pPr>
       <w:r>
         <w:t xml:space="preserve">16 oz = 1 ______ (by weight)</w:t>
-      </w:r>
-    </w:p>
-    <w:p>
-      <w:pPr>
-        <w:pStyle w:val="FirstParagraph"/>
-      </w:pPr>
-      <w:r>
-        <w:rPr>
-          <w:rStyle w:val="TeacherNote"/>
-        </w:rPr>
-        <w:t xml:space="preserve">[Sal: Turkish, Portuguese, and Spanish for cup, spoon, level, and measure from</w:t>
-      </w:r>
-      <w:r>
-        <w:rPr>
-          <w:rStyle w:val="TeacherNote"/>
-        </w:rPr>
-        <w:t xml:space="preserve"> </w:t>
-      </w:r>
-      <w:r>
-        <w:rPr>
-          <w:rStyle w:val="VerbatimChar"/>
-        </w:rPr>
-        <w:t xml:space="preserve">Vocabulary 01.md</w:t>
-      </w:r>
-      <w:r>
-        <w:rPr>
-          <w:rStyle w:val="TeacherNote"/>
-        </w:rPr>
-        <w:t xml:space="preserve"> </w:t>
-      </w:r>
-      <w:r>
-        <w:rPr>
-          <w:rStyle w:val="TeacherNote"/>
-        </w:rPr>
-        <w:t xml:space="preserve">go here on the ELL copy.]</w:t>
       </w:r>
     </w:p>
     <w:p>
@@ -1562,15 +1527,6 @@
       </w:r>
       <w:r>
         <w:t xml:space="preserve">Tools: A and B dry measuring cups and measuring spoons; C and D liquid measuring cup and measuring spoons; E measuring spoons. Typical grams for Amount 1: A 1/2 c flour about 60 to 62 g; B 1/4 c sugar 50 g; C 1 c water 237 g; D 2 Tbsp oil about 27 g; E 1 tsp salt about 6 g.</w:t>
-      </w:r>
-      <w:r>
-        <w:t xml:space="preserve"> </w:t>
-      </w:r>
-      <w:r>
-        <w:rPr>
-          <w:rStyle w:val="TeacherNote"/>
-        </w:rPr>
-        <w:t xml:space="preserve">[Sal: your cups and your flour; write your numbers here.]</w:t>
       </w:r>
     </w:p>
     <w:p>
